--- a/Course_Structures/01_Python_Starter.docx
+++ b/Course_Structures/01_Python_Starter.docx
@@ -481,7 +481,18 @@
         <w:pStyle w:val="ListBullet"/>
       </w:pPr>
       <w:r>
-        <w:t>Resume-ready developer profile</w:t>
+        <w:t>Portfolio</w:t>
+      </w:r>
+      <w:r>
+        <w:t>-</w:t>
+      </w:r>
+      <w:proofErr w:type="gramStart"/>
+      <w:r>
+        <w:t>ready</w:t>
+      </w:r>
+      <w:proofErr w:type="gramEnd"/>
+      <w:r>
+        <w:t xml:space="preserve"> developer profile</w:t>
       </w:r>
     </w:p>
     <w:p/>
@@ -505,7 +516,7 @@
           <w:color w:val="666666"/>
           <w:sz w:val="20"/>
         </w:rPr>
-        <w:t>worldwithweb.com/courses</w:t>
+        <w:t>worldwithweb.com</w:t>
       </w:r>
       <w:r>
         <w:rPr>
